--- a/paid-workshop-assets/v5.0-candidate/Paid_Workshop_v5.0_Deck_Change_Log.docx
+++ b/paid-workshop-assets/v5.0-candidate/Paid_Workshop_v5.0_Deck_Change_Log.docx
@@ -513,6 +513,110 @@
     </w:p>
     <w:p>
       <w:pPr>
+        <w:spacing w:before="240" w:after="80"/>
+      </w:pPr>
+      <w:r>
+        <w:rPr>
+          <w:b/>
+          <w:sz w:val="25"/>
+        </w:rPr>
+        <w:t>7. PRICING SOURCE-OF-TRUTH UPDATE — $349 (ADDENDUM, POST-APPROVAL REQUEST)</w:t>
+      </w:r>
+    </w:p>
+    <w:p>
+      <w:pPr>
+        <w:spacing w:after="120" w:before="0"/>
+      </w:pPr>
+      <w:r>
+        <w:rPr>
+          <w:b w:val="0"/>
+          <w:i w:val="0"/>
+          <w:color w:val="000000"/>
+          <w:sz w:val="21"/>
+        </w:rPr>
+        <w:t>The public launch price changed to $349, superseding every prior reference to $249, $149, or $99. Instruction: "replace any visible $249 reference with $349; update any related speaker-note language; preserve all other pricing-related instructions."</w:t>
+      </w:r>
+    </w:p>
+    <w:p>
+      <w:pPr>
+        <w:pStyle w:val="ListBullet"/>
+        <w:spacing w:after="60"/>
+      </w:pPr>
+      <w:r>
+        <w:rPr>
+          <w:b/>
+          <w:sz w:val="22"/>
+        </w:rPr>
+        <w:t xml:space="preserve">Result: no PPTX edit required. </w:t>
+      </w:r>
+      <w:r>
+        <w:rPr>
+          <w:sz w:val="22"/>
+        </w:rPr>
+        <w:t>Every slide face and every speaker note in the v5.0 CANDIDATE deck was searched for "249," "349," and "$" — zero occurrences anywhere. Independently confirmed against the backup PDF's extracted text layer — also zero occurrences.</w:t>
+      </w:r>
+    </w:p>
+    <w:p>
+      <w:pPr>
+        <w:pStyle w:val="ListBullet"/>
+        <w:spacing w:after="60"/>
+      </w:pPr>
+      <w:r>
+        <w:rPr>
+          <w:b/>
+          <w:sz w:val="22"/>
+        </w:rPr>
+        <w:t xml:space="preserve">Why: the deck was already price-silent by design. </w:t>
+      </w:r>
+      <w:r>
+        <w:rPr>
+          <w:sz w:val="22"/>
+        </w:rPr>
+        <w:t>Slide 41 ("CLOSE") notes state explicitly: "THE INDIVIDUAL WRITTEN POSITION READ IS DELIBERATELY ABSENT FROM THIS CLOSE. The offer is built and priced, but it is held off the public close until after pilot two." The deck's own design intentionally keeps price off every slide and out of every spoken note — pricing lives on the Maven registration page, not in the live session. This is consistent with there being nothing to replace.</w:t>
+      </w:r>
+    </w:p>
+    <w:p>
+      <w:pPr>
+        <w:spacing w:after="120" w:before="0"/>
+      </w:pPr>
+      <w:r>
+        <w:rPr>
+          <w:b w:val="0"/>
+          <w:i/>
+          <w:color w:val="000000"/>
+          <w:sz w:val="21"/>
+        </w:rPr>
+        <w:t>No maximum-participants figure ("15 seats" or similar) is stated anywhere in the deck either — same reasoning, that detail lives on the registration page, not in the session content. Nothing here contradicts the standing 15-participant cap for the first paid delivery; there was simply nothing pricing-related in this file to preserve or change.</w:t>
+      </w:r>
+    </w:p>
+    <w:p>
+      <w:pPr>
+        <w:spacing w:after="120" w:before="0"/>
+      </w:pPr>
+      <w:r>
+        <w:rPr>
+          <w:b w:val="0"/>
+          <w:i w:val="0"/>
+          <w:color w:val="000000"/>
+          <w:sz w:val="21"/>
+        </w:rPr>
+        <w:t>$349 is recorded here as the definitive public launch price, not to be described as a founding, early-bird, or subscriber discount, a temporary reduction, or a struck-through-price promotion. Phase 2 will align this price atomically across the Maven landing-page master copy, welcome email, FAQ and participant communications, syllabus/product-summary copy, and any producer or facilitator references — none of which were opened during this addendum.</w:t>
+      </w:r>
+    </w:p>
+    <w:p>
+      <w:pPr>
+        <w:spacing w:before="80" w:after="80"/>
+      </w:pPr>
+      <w:r>
+        <w:rPr>
+          <w:color w:val="555555"/>
+          <w:sz w:val="16"/>
+        </w:rPr>
+        <w:t>――――――――――――――――――――――――――――――――――――――――</w:t>
+      </w:r>
+    </w:p>
+    <w:p>
+      <w:pPr>
         <w:spacing w:after="120" w:before="120"/>
       </w:pPr>
       <w:r>
